--- a/docs/copilot/knowledge/Esquema_y_Patrones_SQL.docx
+++ b/docs/copilot/knowledge/Esquema_y_Patrones_SQL.docx
@@ -15,786 +15,394 @@
       </w:r>
     </w:p>
     <w:p>
+      <w:pPr>
+        <w:pStyle w:val="Heading1"/>
+      </w:pPr>
       <w:r>
         <w:rPr>
-          <w:b w:val="0"/>
-          <w:sz w:val="22"/>
+          <w:color w:val="1F497D"/>
+          <w:sz w:val="32"/>
         </w:rPr>
-        <w:t>Documento de conocimiento para KomfIA SQL. Esquema, relaciones y plantillas de consulta para generar SQL correcto en SQL Server (Azure). Servidor: serverbd-osconfiabilidad.database.windows.net.</w:t>
+        <w:t>Conocimiento de referencia para KomfIA SQL. Esquema, vistas, mapeos y naming para generar SQL correcto en SQL Server (Azure). Servidor: serverbd-osconfiabilidad.database.windows.net. PROHIBIDO repetir plantillas: el ENRUTAMIENTO y las PLANTILLAS de SELECT viven en la INSTRUCCIÓN de KomfIA SQL (única fuente). Este doc es el mapa del esquema y de las vistas que esas plantillas usan.</w:t>
       </w:r>
     </w:p>
     <w:p>
       <w:pPr>
-        <w:pStyle w:val="Heading2"/>
+        <w:pStyle w:val="Heading1"/>
       </w:pPr>
       <w:r>
         <w:rPr>
           <w:color w:val="1F497D"/>
-          <w:sz w:val="26"/>
+          <w:sz w:val="32"/>
         </w:rPr>
-        <w:t>Tablas y columnas</w:t>
       </w:r>
     </w:p>
     <w:p>
       <w:pPr>
-        <w:pStyle w:val="Heading3"/>
+        <w:pStyle w:val="Heading1"/>
       </w:pPr>
       <w:r>
         <w:rPr>
           <w:color w:val="1F497D"/>
-          <w:sz w:val="23"/>
+          <w:sz w:val="32"/>
         </w:rPr>
-        <w:t>[Oil].[LaboratoryData]</w:t>
-      </w:r>
-    </w:p>
-    <w:p>
-      <w:r>
-        <w:rPr>
-          <w:b w:val="0"/>
-          <w:sz w:val="22"/>
-        </w:rPr>
-        <w:t>LaboratoryDataId(PK), MiningEquipmentId(FK), CodigoMuestreo, Compartimiento, FechaMuestreo, Horometro, HorasDeAceite, CM, Grado, Condicion (1=Normal/2=Precaución/3=Crítico — NO usar para estado). Metales: Fe_ppm, Cu_ppm, Cr_ppm, Al_ppm, Pb_ppm, Sn_ppm, Ni_ppm, Si_ppm, B_ppm, P_ppm. Físicos: Indice_PQ, V100, TBN, TAN, Agua, Oxidacion.</w:t>
+        <w:t>TABLAS BASE Y COLUMNAS</w:t>
       </w:r>
     </w:p>
     <w:p>
       <w:pPr>
-        <w:pStyle w:val="Heading3"/>
+        <w:pStyle w:val="Heading1"/>
       </w:pPr>
       <w:r>
         <w:rPr>
           <w:color w:val="1F497D"/>
-          <w:sz w:val="23"/>
+          <w:sz w:val="32"/>
         </w:rPr>
-        <w:t>[Mine].[MiningEquipment]</w:t>
-      </w:r>
-    </w:p>
-    <w:p>
-      <w:r>
-        <w:rPr>
-          <w:b w:val="0"/>
-          <w:sz w:val="22"/>
-        </w:rPr>
-        <w:t>Id(PK, UNIQUEIDENTIFIER), Code (ej: 'CA3160'), MiningProjectId(FK), EquipmentFleetId(FK). La columna del equipo es ME.[Code]. NUNCA existe EquipmentCode ni EquipmentId.</w:t>
+        <w:t>[Oil].[LaboratoryData] — una fila por muestra de aceite.</w:t>
       </w:r>
     </w:p>
     <w:p>
       <w:pPr>
-        <w:pStyle w:val="Heading3"/>
+        <w:pStyle w:val="Heading1"/>
       </w:pPr>
       <w:r>
         <w:rPr>
           <w:color w:val="1F497D"/>
-          <w:sz w:val="23"/>
+          <w:sz w:val="32"/>
         </w:rPr>
-        <w:t>[Mine].[MiningProject]</w:t>
-      </w:r>
-    </w:p>
-    <w:p>
-      <w:r>
-        <w:rPr>
-          <w:b w:val="0"/>
-          <w:sz w:val="22"/>
-        </w:rPr>
-        <w:t>Id(PK), Name (ej: 'Antapaccay','Antamina','Cerro Verde','Toromocho','Cuajone').</w:t>
+        <w:t xml:space="preserve">  LaboratoryDataId(PK), MiningEquipmentId(FK), CodigoMuestreo, Compartimiento, FechaMuestreo, Horometro, HorasDeAceite, CM, Grado, Condicion (1/2/3 — NUNCA usar para estado). Metales: Fe_ppm, Cu_ppm, Cr_ppm, Al_ppm, Pb_ppm, Sn_ppm, Ni_ppm, Si_ppm, Ca_ppm, Zn_ppm, K_ppm, Mg_ppm, B_ppm, P_ppm. Físicos: Indice_PQ, V100, TBN, TAN, Agua, Oxidacion. HorasA/HorasB suelen venir NULL (no son horas de componente fiables).</w:t>
       </w:r>
     </w:p>
     <w:p>
       <w:pPr>
-        <w:pStyle w:val="Heading3"/>
+        <w:pStyle w:val="Heading1"/>
       </w:pPr>
       <w:r>
         <w:rPr>
           <w:color w:val="1F497D"/>
-          <w:sz w:val="23"/>
+          <w:sz w:val="32"/>
         </w:rPr>
-        <w:t>[Mine].[EquipmentFleet]</w:t>
-      </w:r>
-    </w:p>
-    <w:p>
-      <w:r>
-        <w:rPr>
-          <w:b w:val="0"/>
-          <w:sz w:val="22"/>
-        </w:rPr>
-        <w:t>Id(PK), Model (ej: '980E','930E','D475A'), Type, Description.</w:t>
+        <w:t>[Mine].[MiningEquipment] — Id(PK, uniqueidentifier), Code (ej. 'CA3160' = la columna del equipo; NUNCA existe EquipmentCode/EquipmentId), MiningProjectId(FK), EquipmentFleetId(FK).</w:t>
       </w:r>
     </w:p>
     <w:p>
       <w:pPr>
-        <w:pStyle w:val="Heading3"/>
+        <w:pStyle w:val="Heading1"/>
       </w:pPr>
       <w:r>
         <w:rPr>
           <w:color w:val="1F497D"/>
-          <w:sz w:val="23"/>
+          <w:sz w:val="32"/>
         </w:rPr>
-        <w:t>[Eqpcare].[lc] — límites LP/LC por proyecto+componente</w:t>
-      </w:r>
-    </w:p>
-    <w:p>
-      <w:r>
-        <w:rPr>
-          <w:b w:val="0"/>
-          <w:sz w:val="22"/>
-        </w:rPr>
-        <w:t>Proyecto, COMPONENTE, y por metal: [FIERRO - LP],[FIERRO - LC],[CROMO - LP],[CROMO - LC],[NIQUEL - LP],[NIQUEL - LC],[COBRE - LP],[COBRE - LC],[SILICIO - LP],[SILICIO - LC],[ALUMINIO - LP],[ALUMINIO - LC],[PLOMO - LP],[ESTAÑO - LP],[PQ - LP],[PQ - LC],[TBN - LP],[TBN - LC]. Columnas con espacios SIEMPRE entre corchetes.</w:t>
+        <w:t>[Mine].[MiningProject] — Id(PK), Name ('Antapaccay','Antamina','Cerro Verde','Toromocho','Cuajone').</w:t>
       </w:r>
     </w:p>
     <w:p>
       <w:pPr>
-        <w:pStyle w:val="Heading3"/>
+        <w:pStyle w:val="Heading1"/>
       </w:pPr>
       <w:r>
         <w:rPr>
           <w:color w:val="1F497D"/>
-          <w:sz w:val="23"/>
+          <w:sz w:val="32"/>
         </w:rPr>
-        <w:t>Relaciones (JOINs)</w:t>
+        <w:t>[Mine].[EquipmentFleet] — Id(PK), Model ('980E','930E','D475A','PC1250'...), Type, Description.</w:t>
       </w:r>
     </w:p>
     <w:p>
       <w:pPr>
-        <w:spacing w:before="0" w:after="0"/>
-        <w:ind w:left="227"/>
-        <w:shd w:val="clear" w:color="auto" w:fill="F2F2F2"/>
+        <w:pStyle w:val="Heading1"/>
       </w:pPr>
       <w:r>
         <w:rPr>
-          <w:rFonts w:ascii="Courier New" w:hAnsi="Courier New"/>
-          <w:sz w:val="18"/>
+          <w:color w:val="1F497D"/>
+          <w:sz w:val="32"/>
         </w:rPr>
-        <w:t>LD.[MiningEquipmentId] = ME.[Id]</w:t>
+        <w:t>[Eqpcare].[lc] — límites LP/LC por Proyecto × MODELO × COMPONENTE. Columnas con espacios SIEMPRE entre corchetes: [Proyecto], [MODELO], [COMPONENTE], [FIERRO - LP],[FIERRO - LC],[CROMO - LP],[CROMO - LC],[NIQUEL - LP],[NIQUEL - LC],[COBRE - LP],[COBRE - LC],[SILICIO - LP],[SILICIO - LC],[ALUMINIO - LP],[ALUMINIO - LC],[CALCIO - LP],[CALCIO - LC],[ZINC - LP],[ZINC - LC],[POTASIO - LP],[POTASIO - LC],[MAGNESIO - LP],[MAGNESIO - LC],[PLOMO - LP],[ESTAÑO - LP],[PQ - LP],[PQ - LC],[TBN - LP],[TBN - LC]. lc TIENE columna MODELO: los límites varían por modelo (ej. hidráulico Fe: 980E≈6/7, D475A≈70/140, PC1250≈40/80). NO consultes lc directo desde el sub-agente: las vistas ya traen LP/LC por proyecto+modelo+componente.</w:t>
       </w:r>
     </w:p>
     <w:p>
       <w:pPr>
-        <w:spacing w:before="0" w:after="0"/>
-        <w:ind w:left="227"/>
-        <w:shd w:val="clear" w:color="auto" w:fill="F2F2F2"/>
+        <w:pStyle w:val="Heading1"/>
       </w:pPr>
       <w:r>
         <w:rPr>
-          <w:rFonts w:ascii="Courier New" w:hAnsi="Courier New"/>
-          <w:sz w:val="18"/>
+          <w:color w:val="1F497D"/>
+          <w:sz w:val="32"/>
         </w:rPr>
-        <w:t>ME.[MiningProjectId] = MP.[Id]</w:t>
+        <w:t>[Eqpcare].[HsCc] — snapshot de componentes (horas, cambios). Nombres reales: [FLOTA],[EQUIPO],[FECHA],[HOROMETRO],[FECHA ULTIMA COMUNICACIÓN],[SISTEMA](=componente),[TIPO COMP.],[DESCRIPCIÓN DEL COMPONENTE],[CONCA1],[SERIE],[POS.],[CANT.],[VALOR USDUND],[TBO],[TIPO],[1°/2°/3° HOROMETRO/FECHA/∆ HORAS],[4° HOROMETRO/FECHA],[SMR ULTIMO SERVICIO],[FECHA ULTIMO SERVICIO],[HORAS TRABAJADAS OTRO EQP],[HORAS DE TRABAJO ACUMULADO ](OJO: ESPACIO FINAL en el nombre),[HORAS DE TRABAJO RESTANTE],[% USADO STD],[ESTADO SOS](=condición del área),[PLAN],[PROX. MUESTREO],[CONDICION],[FECHA DE MUESTRA],[HORAS DE ACEITE],[PROYECTO],[ProyectoInicio],[ESTADO TAPONES],[HORAS CAMBIO DE DRIVE SHAFT],[HORAS DRIVE SHAFT]. Horas de componente = Horometro − [SMR ULTIMO SERVICIO]. Solo lo usan las vistas de barrido/diagnóstico (no lo consultes a mano).</w:t>
       </w:r>
     </w:p>
     <w:p>
       <w:pPr>
-        <w:spacing w:before="0" w:after="0"/>
-        <w:ind w:left="227"/>
-        <w:shd w:val="clear" w:color="auto" w:fill="F2F2F2"/>
-      </w:pPr>
-      <w:r>
-        <w:rPr>
-          <w:rFonts w:ascii="Courier New" w:hAnsi="Courier New"/>
-          <w:sz w:val="18"/>
-        </w:rPr>
-        <w:t>ME.[EquipmentFleetId] = EF.[Id]</w:t>
-      </w:r>
-    </w:p>
-    <w:p/>
-    <w:p>
-      <w:pPr>
-        <w:pStyle w:val="Heading2"/>
+        <w:pStyle w:val="Heading1"/>
       </w:pPr>
       <w:r>
         <w:rPr>
           <w:color w:val="1F497D"/>
-          <w:sz w:val="26"/>
+          <w:sz w:val="32"/>
         </w:rPr>
-        <w:t>VISTAS — usar PRIMERO (resuelven último análisis determinístico + LP/LC + Estado)</w:t>
-      </w:r>
-    </w:p>
-    <w:p>
-      <w:r>
-        <w:rPr>
-          <w:b w:val="0"/>
-          <w:sz w:val="22"/>
-        </w:rPr>
-        <w:t>Estas vistas encapsulan el 'último análisis' con desempate determinístico (FechaMuestreo DESC, LaboratoryDataId DESC), ya excluyen DDI y traen LP/LC + Estado. Con ellas NO uses ROW_NUMBER. Prefiérelas para condición, triage, ranking y último análisis.</w:t>
-      </w:r>
-    </w:p>
-    <w:p>
-      <w:r>
-        <w:rPr>
-          <w:b w:val="0"/>
-          <w:sz w:val="22"/>
-        </w:rPr>
-        <w:t>[dbo].[vw_EstadoActualMT] (Motor de Tracción): columnas Equipo, Proyecto, Modelo, Compartimiento, FechaMuestreo, métricas, sus LP/LC, Estado_&lt;metal&gt; (Estado_Fe, Estado_Cr, …, Estado_TBN) y Estado_General (CRITICO/PRECAUCION/OK del equipo).</w:t>
-      </w:r>
-    </w:p>
-    <w:p>
-      <w:r>
-        <w:rPr>
-          <w:b w:val="0"/>
-          <w:sz w:val="22"/>
-        </w:rPr>
-        <w:t>[dbo].[vw_UltimoAnalisisAceite] (cualquier componente): última muestra por equipo+compartimiento, CON Estado por metal y Estado_General calculados con los límites de su proyecto+modelo. Para 'último análisis' general o componentes que no sean MT.</w:t>
-      </w:r>
-    </w:p>
-    <w:p>
-      <w:pPr/>
-      <w:r>
-        <w:t>[dbo].[vw_MuestrasEstado] (TODA muestra, todos los componentes): Estado por metal + Estado_General ya calculados, incluye DDI (flag EsDDI), rn_recencia=1 = última en uso. Para HISTORIAL, DIAGNOSTICO integral y BARRIDOS de flota — SELECT con filtro, sin ROW_NUMBER ni OUTER APPLY.</w:t>
-      </w:r>
-    </w:p>
-    <w:p>
-      <w:pPr/>
-      <w:r>
-        <w:t>v3.1 (jun 2026): todas las vistas incluyen además Ca_ppm/Zn_ppm con Ca_LP/Ca_LC, Zn_LP/Zn_LC y Estado_Ca/Estado_Zn (INFORMATIVOS: no alteran Estado_General ni el triage), B_ppm/P_ppm/V100 sin estado, y HorasA/HorasB (passthrough; suelen venir NULL en MT). Grupos del área para presentar MT: METALES (Fe, PQ, Cr, Ni, Cu, Pb, Sn) · CONTAMINANTES (Si, Ca, Zn) · ADITIVOS (B, P) · SALUD DEL ACEITE (V100).</w:t>
       </w:r>
     </w:p>
     <w:p>
       <w:pPr>
-        <w:pStyle w:val="Heading3"/>
+        <w:pStyle w:val="Heading1"/>
       </w:pPr>
       <w:r>
         <w:rPr>
           <w:color w:val="1F497D"/>
-          <w:sz w:val="23"/>
+          <w:sz w:val="32"/>
         </w:rPr>
-        <w:t>Plantillas con vistas</w:t>
+        <w:t>RELACIONES (JOINs): LD.[MiningEquipmentId]=ME.[Id] · ME.[MiningProjectId]=MP.[Id] · ME.[EquipmentFleetId]=EF.[Id].</w:t>
       </w:r>
     </w:p>
     <w:p>
       <w:pPr>
-        <w:spacing w:before="0" w:after="0"/>
-        <w:ind w:left="227"/>
-        <w:shd w:val="clear" w:color="auto" w:fill="F2F2F2"/>
+        <w:pStyle w:val="Heading1"/>
       </w:pPr>
       <w:r>
         <w:rPr>
-          <w:rFonts w:ascii="Courier New" w:hAnsi="Courier New"/>
-          <w:sz w:val="18"/>
+          <w:color w:val="1F497D"/>
+          <w:sz w:val="32"/>
         </w:rPr>
-        <w:t>-- Condición de un equipo (MT):</w:t>
       </w:r>
     </w:p>
     <w:p>
       <w:pPr>
-        <w:spacing w:before="0" w:after="0"/>
-        <w:ind w:left="227"/>
-        <w:shd w:val="clear" w:color="auto" w:fill="F2F2F2"/>
+        <w:pStyle w:val="Heading1"/>
       </w:pPr>
       <w:r>
         <w:rPr>
-          <w:rFonts w:ascii="Courier New" w:hAnsi="Courier New"/>
-          <w:sz w:val="18"/>
+          <w:color w:val="1F497D"/>
+          <w:sz w:val="32"/>
         </w:rPr>
-        <w:t>SELECT * FROM [dbo].[vw_EstadoActualMT] WITH (NOLOCK)</w:t>
+        <w:t>CATÁLOGO DE VISTAS (úsalas SIEMPRE; ya resuelven último análisis determinístico, LP/LC por proyecto+modelo y Estado; excluyen DDI; sin ROW_NUMBER). La instrucción dice CUÁL elegir; aquí va QUÉ devuelve cada una:</w:t>
       </w:r>
     </w:p>
     <w:p>
       <w:pPr>
-        <w:spacing w:before="0" w:after="0"/>
-        <w:ind w:left="227"/>
-        <w:shd w:val="clear" w:color="auto" w:fill="F2F2F2"/>
+        <w:pStyle w:val="Heading1"/>
       </w:pPr>
       <w:r>
         <w:rPr>
-          <w:rFonts w:ascii="Courier New" w:hAnsi="Courier New"/>
-          <w:sz w:val="18"/>
+          <w:color w:val="1F497D"/>
+          <w:sz w:val="32"/>
         </w:rPr>
-        <w:t>WHERE Equipo='CA3171' AND Compartimiento LIKE '%LH';</w:t>
+        <w:t>- vw_LimitesPorComponente — límites LP/LC agregados por ProyKey × ModeloKey × CompTipo desde lc (interna; no se consulta directo).</w:t>
       </w:r>
     </w:p>
     <w:p>
       <w:pPr>
-        <w:spacing w:before="0" w:after="0"/>
-        <w:ind w:left="227"/>
-        <w:shd w:val="clear" w:color="auto" w:fill="F2F2F2"/>
+        <w:pStyle w:val="Heading1"/>
       </w:pPr>
       <w:r>
         <w:rPr>
-          <w:rFonts w:ascii="Courier New" w:hAnsi="Courier New"/>
-          <w:sz w:val="18"/>
+          <w:color w:val="1F497D"/>
+          <w:sz w:val="32"/>
         </w:rPr>
-        <w:t xml:space="preserve"> </w:t>
+        <w:t>- vw_MuestrasEstado — FUNDACIÓN: TODA muestra, todo componente, con Estado_&lt;metal&gt;+Estado_General, flag EsDDI y rn_recencia (=1 última en uso, sin DDI). HISTORIAL y base de las demás.</w:t>
       </w:r>
     </w:p>
     <w:p>
       <w:pPr>
-        <w:spacing w:before="0" w:after="0"/>
-        <w:ind w:left="227"/>
-        <w:shd w:val="clear" w:color="auto" w:fill="F2F2F2"/>
+        <w:pStyle w:val="Heading1"/>
       </w:pPr>
       <w:r>
         <w:rPr>
-          <w:rFonts w:ascii="Courier New" w:hAnsi="Courier New"/>
-          <w:sz w:val="18"/>
+          <w:color w:val="1F497D"/>
+          <w:sz w:val="32"/>
         </w:rPr>
-        <w:t>-- Triage de un proyecto (solo observados); Modelo 980E solo si es Antapaccay:</w:t>
+        <w:t>- vw_MuestrasRankeadas — = vw_MuestrasEstado sin DDI; rn_recencia&lt;=8 = las últimas 8. TENDENCIA (LP/LC ya vienen; NO CROSS JOIN a lc).</w:t>
       </w:r>
     </w:p>
     <w:p>
       <w:pPr>
-        <w:spacing w:before="0" w:after="0"/>
-        <w:ind w:left="227"/>
-        <w:shd w:val="clear" w:color="auto" w:fill="F2F2F2"/>
+        <w:pStyle w:val="Heading1"/>
       </w:pPr>
       <w:r>
         <w:rPr>
-          <w:rFonts w:ascii="Courier New" w:hAnsi="Courier New"/>
-          <w:sz w:val="18"/>
+          <w:color w:val="1F497D"/>
+          <w:sz w:val="32"/>
         </w:rPr>
-        <w:t>SELECT TOP 500 * FROM [dbo].[vw_EstadoActualMT] WITH (NOLOCK)</w:t>
+        <w:t>- vw_UltimoAnalisisAceite — última muestra (rn=1, sin DDI) por equipo+compartimiento, cualquier componente. ÚLTIMO ANÁLISIS de 1 compartimiento.</w:t>
       </w:r>
     </w:p>
     <w:p>
       <w:pPr>
-        <w:spacing w:before="0" w:after="0"/>
-        <w:ind w:left="227"/>
-        <w:shd w:val="clear" w:color="auto" w:fill="F2F2F2"/>
+        <w:pStyle w:val="Heading1"/>
       </w:pPr>
       <w:r>
         <w:rPr>
-          <w:rFonts w:ascii="Courier New" w:hAnsi="Courier New"/>
-          <w:sz w:val="18"/>
+          <w:color w:val="1F497D"/>
+          <w:sz w:val="32"/>
         </w:rPr>
-        <w:t>WHERE Proyecto LIKE '%Antapaccay%' AND Modelo LIKE '%980E%' AND Estado_General &lt;&gt; 'OK'</w:t>
+        <w:t>- vw_EstadoActualMT — = lo anterior filtrado a CompTipo='TRACCION'. CONDICIÓN / TRIAGE / RANKING de MT.</w:t>
       </w:r>
     </w:p>
     <w:p>
       <w:pPr>
-        <w:spacing w:before="0" w:after="0"/>
-        <w:ind w:left="227"/>
-        <w:shd w:val="clear" w:color="auto" w:fill="F2F2F2"/>
+        <w:pStyle w:val="Heading1"/>
       </w:pPr>
       <w:r>
         <w:rPr>
-          <w:rFonts w:ascii="Courier New" w:hAnsi="Courier New"/>
-          <w:sz w:val="18"/>
+          <w:color w:val="1F497D"/>
+          <w:sz w:val="32"/>
         </w:rPr>
-        <w:t>ORDER BY CASE Estado_General WHEN 'CRITICO' THEN 1 ELSE 2 END, Fe_ppm DESC;</w:t>
+        <w:t>- vw_ObservadosFlota — base interna del barrido (1 fila/equipo+comp observado): Mets_Obs (determinantes fuera de límite 'Fe:C,Cr:P'), Infs_Obs (informativos Ca/Zn/K/Mg), NumCrit/NumPrec, Detalle pre-formateado y HorasComponente+Cond_Area de HsCc. NO se consulta directo (úsala vía Resumen/Detalle).</w:t>
       </w:r>
     </w:p>
     <w:p>
       <w:pPr>
-        <w:spacing w:before="0" w:after="0"/>
-        <w:ind w:left="227"/>
-        <w:shd w:val="clear" w:color="auto" w:fill="F2F2F2"/>
+        <w:pStyle w:val="Heading1"/>
       </w:pPr>
       <w:r>
         <w:rPr>
-          <w:rFonts w:ascii="Courier New" w:hAnsi="Courier New"/>
-          <w:sz w:val="18"/>
+          <w:color w:val="1F497D"/>
+          <w:sz w:val="32"/>
         </w:rPr>
-        <w:t xml:space="preserve"> </w:t>
+        <w:t>- vw_ObservadosResumen — 1 fila por EQUIPO: Comp_Obs, Met_Obs (solo determinantes), NumCrit/NumPrec, Horometro/HorasDeAceite/FechaUltima/CM agregados. BARRIDO PASO 1 (Tabla 1). SELECT *.</w:t>
       </w:r>
     </w:p>
     <w:p>
       <w:pPr>
-        <w:spacing w:before="0" w:after="0"/>
-        <w:ind w:left="227"/>
-        <w:shd w:val="clear" w:color="auto" w:fill="F2F2F2"/>
+        <w:pStyle w:val="Heading1"/>
       </w:pPr>
       <w:r>
         <w:rPr>
-          <w:rFonts w:ascii="Courier New" w:hAnsi="Courier New"/>
-          <w:sz w:val="18"/>
+          <w:color w:val="1F497D"/>
+          <w:sz w:val="32"/>
         </w:rPr>
-        <w:t>-- Ranking top N por metal (TBN: ASC):</w:t>
+        <w:t>- vw_ObservadosDetalle — 1 fila por equipo+comp observado, LIGERA: Equipo, Compartimiento, FechaMuestreo, HorasComponente, HorasDeAceite, CM, Estado_General, NumCrit, NumPrec, Detalle. SIN metales sueltos (a propósito: obliga a leer Detalle, no a armar el esqueleto de 4 grupos). BARRIDO PASO 2. SELECT *.</w:t>
       </w:r>
     </w:p>
     <w:p>
       <w:pPr>
-        <w:spacing w:before="0" w:after="0"/>
-        <w:ind w:left="227"/>
-        <w:shd w:val="clear" w:color="auto" w:fill="F2F2F2"/>
+        <w:pStyle w:val="Heading1"/>
       </w:pPr>
       <w:r>
         <w:rPr>
-          <w:rFonts w:ascii="Courier New" w:hAnsi="Courier New"/>
-          <w:sz w:val="18"/>
+          <w:color w:val="1F497D"/>
+          <w:sz w:val="32"/>
         </w:rPr>
-        <w:t>SELECT TOP 5 * FROM [dbo].[vw_EstadoActualMT] WITH (NOLOCK)</w:t>
+        <w:t>- vw_UltimoAnalisisFlota — DIAGNÓSTICO de 1 equipo: TODOS los componentes (incluye OK) con todos los params+LP/LC+Estado + HorasComponente real. SELECT COLUMNAS ESTÁNDAR + HorasComponente, WHERE Equipo='CAxxxx'.</w:t>
       </w:r>
     </w:p>
     <w:p>
       <w:pPr>
-        <w:spacing w:before="0" w:after="0"/>
-        <w:ind w:left="227"/>
-        <w:shd w:val="clear" w:color="auto" w:fill="F2F2F2"/>
+        <w:pStyle w:val="Heading1"/>
       </w:pPr>
       <w:r>
         <w:rPr>
-          <w:rFonts w:ascii="Courier New" w:hAnsi="Courier New"/>
-          <w:sz w:val="18"/>
+          <w:color w:val="1F497D"/>
+          <w:sz w:val="32"/>
         </w:rPr>
-        <w:t>WHERE Proyecto LIKE '%Antapaccay%' ORDER BY Fe_ppm DESC;</w:t>
-      </w:r>
-    </w:p>
-    <w:p/>
-    <w:p>
-      <w:r>
-        <w:rPr>
-          <w:b w:val="0"/>
-          <w:sz w:val="22"/>
-        </w:rPr>
-        <w:t>TENDENCIA usa la vista [dbo].[vw_MuestrasRankeadas] (rn_recencia&lt;=8; ya excluye DDI y trae el desempate). HISTORIAL (muestra por muestra / incluye DDI) NO usa vistas: va contra la tabla base [Oil].[LaboratoryData] con todos los CM (ver plantillas de abajo).</w:t>
+        <w:t>- vw_TendenciaElemento — TENDENCIA detalle por elemento (PASO 2): 1 fila por parámetro con d1..d8 (8 valores cronológicos + chip ya embebido), f1..f8 (fechas), LP/LC/Prom/Sigma/Tendencia/EsRelevante/Inf. Por defecto WHERE EsRelevante=1; el central solo pinta d1..d8.</w:t>
       </w:r>
     </w:p>
     <w:p>
       <w:pPr>
-        <w:pStyle w:val="Heading2"/>
+        <w:pStyle w:val="Heading1"/>
       </w:pPr>
       <w:r>
         <w:rPr>
           <w:color w:val="1F497D"/>
-          <w:sz w:val="26"/>
+          <w:sz w:val="32"/>
         </w:rPr>
-        <w:t>Reglas SQL obligatorias</w:t>
-      </w:r>
-    </w:p>
-    <w:p>
-      <w:r>
-        <w:rPr>
-          <w:b w:val="0"/>
-          <w:sz w:val="22"/>
-        </w:rPr>
-        <w:t>• Solo SELECT/CTE. WITH (NOLOCK) en todas las tablas. TOP N (nunca LIMIT). Sin límite: TOP 100. EXCEPCIÓN — en TRIAGE de un proyecto/flota completa usa TOP 500 (puede haber &gt;100 compartimientos observados); NUNCA truncar el triage con TOP 100.</w:t>
-      </w:r>
-    </w:p>
-    <w:p>
-      <w:r>
-        <w:rPr>
-          <w:b w:val="0"/>
-          <w:sz w:val="22"/>
-        </w:rPr>
-        <w:t>• ROW_NUMBER (solo en tabla base, para HISTORIAL si necesitas rn; condición/triage/ranking/tendencia usan vistas y NO lo necesitan): ROW_NUMBER() OVER (PARTITION BY LD.[MiningEquipmentId], LD.[Compartimiento] ORDER BY LD.[FechaMuestreo] DESC, LD.[LaboratoryDataId] DESC). Las DOS columnas del ORDER BY son OBLIGATORIAS: sin LaboratoryDataId el 'último' es no-determinista (hay fechas empatadas). NUNCA TOP dentro de un CTE.</w:t>
-      </w:r>
-    </w:p>
-    <w:p>
-      <w:r>
-        <w:rPr>
-          <w:b w:val="0"/>
-          <w:sz w:val="22"/>
-        </w:rPr>
-        <w:t>• Compartimiento con keyword corto, NUNCA frase con 'DE': tracción→'%TRACCION%', hidráulico→'%HIDRAUL%', rueda→'%RUEDA%', mando final→'%MANDO%', transmisión→'%TRANSMISION%', motor principal→'%MOTOR%' AND NOT LIKE '%TRACCION%'.</w:t>
-      </w:r>
-    </w:p>
-    <w:p>
-      <w:r>
-        <w:rPr>
-          <w:b w:val="0"/>
-          <w:sz w:val="22"/>
-        </w:rPr>
-        <w:t>• Lado: 'izquierdo/izquierda'=LH, 'derecho/derecha'=RH → filtra SOLO las muestras (AND LD.[Compartimiento] LIKE '%LH'), NUNCA en LimitesLC.</w:t>
-      </w:r>
-    </w:p>
-    <w:p>
-      <w:r>
-        <w:rPr>
-          <w:b w:val="0"/>
-          <w:sz w:val="22"/>
-        </w:rPr>
-        <w:t>• Límites LP/LC: SIEMPRE con subconsulta SIN GROUP BY + CROSS JOIN (NUNCA LEFT JOIN exact-match por COMPONENTE, falla si el naming difiere entre proyectos). El valor real viene del CROSS JOIN; ISNULL solo es red de seguridad: Fe→200, resto→9999. LP Fe MT: Antapaccay/Antamina=200, Cerro Verde=80, Toromocho=145.</w:t>
-      </w:r>
-    </w:p>
-    <w:p>
-      <w:r>
-        <w:rPr>
-          <w:b w:val="0"/>
-          <w:sz w:val="22"/>
-        </w:rPr>
-        <w:t>• Estado por metal (CASE): &gt;LC=CRÍTICO, &gt;LP=PRECAUCIÓN, resto OK. Con LC: Fe, Cr, Ni, Cu, Si, Al, PQ. Pb/Sn solo LP. TBN INVERSO: PRECAUCIÓN si valor &lt; [TBN - LP].</w:t>
-      </w:r>
-    </w:p>
-    <w:p>
-      <w:r>
-        <w:rPr>
-          <w:b w:val="0"/>
-          <w:sz w:val="22"/>
-        </w:rPr>
-        <w:t>• Excluir post-dializado en triage/tendencia/ranking: AND (LD.[CM] IS NULL OR LD.[CM] NOT IN ('DDI','DIALIZADO','RELLENO+DIALIZADO')). Historial: incluir todos.</w:t>
-      </w:r>
-    </w:p>
-    <w:p>
-      <w:r>
-        <w:rPr>
-          <w:b w:val="0"/>
-          <w:sz w:val="22"/>
-        </w:rPr>
-        <w:t>• Antapaccay explícito → filtrar flota 980E (JOIN EquipmentFleet, EF.[Model] LIKE '%980E%'). Sin proyecto mencionado, no forzar 980E.</w:t>
       </w:r>
     </w:p>
     <w:p>
       <w:pPr>
-        <w:pStyle w:val="Heading2"/>
+        <w:pStyle w:val="Heading1"/>
       </w:pPr>
       <w:r>
         <w:rPr>
           <w:color w:val="1F497D"/>
-          <w:sz w:val="26"/>
+          <w:sz w:val="32"/>
         </w:rPr>
-        <w:t>Plantilla — Condición / Estado de un equipo (último análisis + LP/LC + Estado por metal)</w:t>
+        <w:t>MAPEO Compartimiento→CompTipo (idéntico en lc y en muestras): '%TRACCION%'→TRACCION · '%HIDRAUL%'→HIDRAULICO · '%RUEDA%'→RUEDA · '%MANDO%'→MANDO · '%TRANSMISION%'→TRANSMISION · '%MOTOR%'→MOTOR · resto→OTRO.</w:t>
       </w:r>
     </w:p>
     <w:p>
-      <w:pPr/>
-      <w:r>
-        <w:t>Usar la vista (ver 'Plantillas con vistas' arriba): la vista ya resuelve rn=1, LP/LC y Estado por metal.</w:t>
-      </w:r>
-    </w:p>
-    <w:p>
-      <w:pPr/>
-      <w:r>
-        <w:t>SELECT * FROM [dbo].[vw_EstadoActualMT] WITH (NOLOCK)</w:t>
-      </w:r>
-    </w:p>
-    <w:p>
-      <w:pPr/>
-      <w:r>
-        <w:t>WHERE Equipo='CA3171' AND Compartimiento LIKE '%LH';   -- el lado es opcional</w:t>
-      </w:r>
-    </w:p>
-    <w:p/>
-    <w:p>
       <w:pPr>
-        <w:pStyle w:val="Heading2"/>
+        <w:pStyle w:val="Heading1"/>
       </w:pPr>
       <w:r>
         <w:rPr>
           <w:color w:val="1F497D"/>
-          <w:sz w:val="26"/>
+          <w:sz w:val="32"/>
         </w:rPr>
-        <w:t>Plantilla — Triage (solo observados de un proyecto)</w:t>
+        <w:t>GUARD 'OTRO': un componente no reconocido cae en 'OTRO' y NO recibe límites (ISNULL→9999) → NUNCA dispara observado falso. Componentes raros (DAMPER, PTO, DIFERENCIAL, CAJA GIRO...) quedan fuera del barrido a propósito hasta que el área estandarice nombres y cargue sus límites.</w:t>
       </w:r>
     </w:p>
     <w:p>
-      <w:r>
-        <w:rPr>
-          <w:b w:val="0"/>
-          <w:sz w:val="22"/>
-        </w:rPr>
-        <w:t>Usa la vista vw_EstadoActualMT; el WHERE filtra a los observados (Estado_General &lt;&gt; 'OK'). TOP 500 para flota completa:</w:t>
-      </w:r>
-    </w:p>
-    <w:p>
-      <w:pPr/>
-      <w:r>
-        <w:t>SELECT TOP 500 * FROM [dbo].[vw_EstadoActualMT] WITH (NOLOCK)</w:t>
-      </w:r>
-    </w:p>
-    <w:p>
-      <w:pPr/>
-      <w:r>
-        <w:t>WHERE Proyecto LIKE '%Antapaccay%' AND Modelo LIKE '%980E%' AND Estado_General &lt;&gt; 'OK'</w:t>
-      </w:r>
-    </w:p>
-    <w:p>
-      <w:pPr/>
-      <w:r>
-        <w:t>ORDER BY CASE Estado_General WHEN 'CRITICO' THEN 1 ELSE 2 END, Fe_ppm DESC;</w:t>
-      </w:r>
-    </w:p>
-    <w:p>
-      <w:pPr/>
-      <w:r>
-        <w:t>(Modelo LIKE '%980E%' SOLO si el proyecto es Antapaccay; en otros proyectos, omítelo.)</w:t>
-      </w:r>
-    </w:p>
-    <w:p/>
-    <w:p>
       <w:pPr>
-        <w:pStyle w:val="Heading2"/>
+        <w:pStyle w:val="Heading1"/>
       </w:pPr>
       <w:r>
         <w:rPr>
           <w:color w:val="1F497D"/>
-          <w:sz w:val="26"/>
+          <w:sz w:val="32"/>
         </w:rPr>
-        <w:t>Plantilla — Tendencia (últimas 8 muestras individuales, con LP/LC)</w:t>
       </w:r>
     </w:p>
     <w:p>
-      <w:pPr/>
-      <w:r>
-        <w:t>-- Las ultimas 8 muestras salen de la vista L0 (ya excluye DDI y trae el desempate determinista; sin ROW_NUMBER).</w:t>
-      </w:r>
-    </w:p>
-    <w:p>
-      <w:pPr/>
-      <w:r>
-        <w:t>-- Para las lineas LP/LC del grafico, CROSS JOIN a [Eqpcare].[lc] (Proyecto + COMPONENTE LIKE '%TRACCION%').</w:t>
-      </w:r>
-    </w:p>
-    <w:p>
-      <w:pPr/>
-      <w:r>
-        <w:t>SELECT V.[Equipo], V.[Compartimiento], V.[FechaMuestreo],</w:t>
-      </w:r>
-    </w:p>
-    <w:p>
-      <w:pPr/>
-      <w:r>
-        <w:t xml:space="preserve">       V.[Fe_ppm],V.[Cr_ppm],V.[Ni_ppm],V.[Cu_ppm],V.[Si_ppm],V.[Indice_PQ],V.[TBN]</w:t>
-      </w:r>
-    </w:p>
-    <w:p>
-      <w:pPr/>
-      <w:r>
-        <w:t>FROM [dbo].[vw_MuestrasRankeadas] V WITH (NOLOCK)</w:t>
-      </w:r>
-    </w:p>
-    <w:p>
-      <w:pPr/>
-      <w:r>
-        <w:t>WHERE V.[Equipo]='CA3198' AND V.[Compartimiento] LIKE '%TRACCION%' AND V.[Compartimiento] LIKE '%RH'</w:t>
-      </w:r>
-    </w:p>
-    <w:p>
-      <w:pPr/>
-      <w:r>
-        <w:t xml:space="preserve">  AND V.[rn_recencia]&lt;=8</w:t>
-      </w:r>
-    </w:p>
-    <w:p>
-      <w:pPr/>
-      <w:r>
-        <w:t>ORDER BY V.[Compartimiento], V.[FechaMuestreo] ASC;</w:t>
-      </w:r>
-    </w:p>
-    <w:p>
-      <w:pPr/>
-      <w:r>
-        <w:t>-- AVG por periodo SOLO si piden 'mensual/trimestral/anual': usar [dbo].[vw_MuestrasRankeadas] (ya excluye DDI)</w:t>
-      </w:r>
-    </w:p>
-    <w:p>
-      <w:pPr/>
-      <w:r>
-        <w:t>-- con EOMONTH/DATEFROMPARTS + GROUP BY (ignora rn_recencia). Historial completo / con DDI: tabla base [Oil].[LaboratoryData].</w:t>
-      </w:r>
-    </w:p>
-    <w:p/>
-    <w:p>
       <w:pPr>
-        <w:pStyle w:val="Heading2"/>
+        <w:pStyle w:val="Heading1"/>
       </w:pPr>
       <w:r>
         <w:rPr>
           <w:color w:val="1F497D"/>
-          <w:sz w:val="26"/>
+          <w:sz w:val="32"/>
         </w:rPr>
-        <w:t>Plantilla — Ranking y Conteo</w:t>
+        <w:t>NAMING / GOTCHAS: Equipo = ME.[Code] o columna Equipo de la vista (NUNCA EquipmentCode/EquipmentId). Lado: izquierdo=LH, derecho=RH → Compartimiento LIKE '%LH'/'%RH'. Antapaccay → flota 980E (sin proyecto mencionado, no fuerces 980E). HsCc usa 'T3174' donde ME.Code es 'CA3174' (las vistas resuelven T####→CA####) y [SISTEMA] en inglés para 980E (WHEEL MOTOR LH/RH↔MT, HYDRAULIC↔HIDRÁULICO, SPINDLE↔RUEDA, MOTOR DIESEL↔MOTOR). Pb/Sn/TBN no tienen _LC. TBN es INVERSO (precaución si &lt; TBN_LP). Ca/Zn/K/Mg/B/P son informativos: no alteran Estado_General ni el triage (pero sí llevan recomendación si están fuera de umbral).</w:t>
       </w:r>
     </w:p>
     <w:p>
       <w:pPr>
-        <w:spacing w:before="0" w:after="0"/>
-        <w:ind w:left="227"/>
-        <w:shd w:val="clear" w:color="auto" w:fill="F2F2F2"/>
+        <w:pStyle w:val="Heading1"/>
       </w:pPr>
       <w:r>
         <w:rPr>
-          <w:rFonts w:ascii="Courier New" w:hAnsi="Courier New"/>
-          <w:sz w:val="18"/>
+          <w:color w:val="1F497D"/>
+          <w:sz w:val="32"/>
         </w:rPr>
-        <w:t>-- RANKING top N por metal: SELECT TOP N * FROM [dbo].[vw_EstadoActualMT] WITH (NOLOCK) WHERE Proyecto LIKE '%...%' ORDER BY [metal] DESC (TBN ASC). La vista ya da rn=1 determinista.</w:t>
       </w:r>
     </w:p>
     <w:p>
       <w:pPr>
-        <w:spacing w:before="0" w:after="0"/>
-        <w:ind w:left="227"/>
-        <w:shd w:val="clear" w:color="auto" w:fill="F2F2F2"/>
+        <w:pStyle w:val="Heading1"/>
       </w:pPr>
       <w:r>
         <w:rPr>
-          <w:rFonts w:ascii="Courier New" w:hAnsi="Courier New"/>
-          <w:sz w:val="18"/>
+          <w:color w:val="1F497D"/>
+          <w:sz w:val="32"/>
         </w:rPr>
-        <w:t>-- CONTEO de flota:</w:t>
+        <w:t>REGLAS SQL mínimas (refuerzan la instrucción): solo SELECT/CTE; WITH (NOLOCK) en todo; TOP N (nunca LIMIT), sin límite TOP 100, en triage TOP 500. Si excepcionalmente vas a la tabla base [Oil].[LaboratoryData] (ninguna vista cubre), el ROW_NUMBER lleva SIEMPRE ORDER BY LD.[FechaMuestreo] DESC, LD.[LaboratoryDataId] DESC (las DOS columnas: sin LaboratoryDataId el 'último' es no-determinista por fechas empatadas).</w:t>
       </w:r>
     </w:p>
     <w:p>
       <w:pPr>
-        <w:spacing w:before="0" w:after="0"/>
-        <w:ind w:left="227"/>
-        <w:shd w:val="clear" w:color="auto" w:fill="F2F2F2"/>
+        <w:pStyle w:val="Heading1"/>
       </w:pPr>
       <w:r>
         <w:rPr>
-          <w:rFonts w:ascii="Courier New" w:hAnsi="Courier New"/>
-          <w:sz w:val="18"/>
+          <w:color w:val="1F497D"/>
+          <w:sz w:val="32"/>
         </w:rPr>
-        <w:t>SELECT COUNT(ME.[Id]) AS Total, MP.[Name] AS Proyecto, EF.[Model] AS Modelo</w:t>
       </w:r>
     </w:p>
     <w:p>
       <w:pPr>
-        <w:spacing w:before="0" w:after="0"/>
-        <w:ind w:left="227"/>
-        <w:shd w:val="clear" w:color="auto" w:fill="F2F2F2"/>
+        <w:pStyle w:val="Heading1"/>
       </w:pPr>
       <w:r>
         <w:rPr>
-          <w:rFonts w:ascii="Courier New" w:hAnsi="Courier New"/>
-          <w:sz w:val="18"/>
+          <w:color w:val="1F497D"/>
+          <w:sz w:val="32"/>
         </w:rPr>
-        <w:t>FROM [Mine].[MiningEquipment] ME WITH (NOLOCK)</w:t>
+        <w:t>ESCALABILIDAD (a otros proyectos/modelos/componentes): el ÚNICO cuello es la cobertura de [Eqpcare].[lc]. Una combinación Proyecto × Modelo × CompTipo SIN límites en lc nunca dispara observado (falso negativo silencioso, pero el guard evita el falso positivo). Diagnóstico: BLOQUE 1 de VALIDACION_SSMS.sql. Acción correctiva = el área carga esos límites; las vistas y las instrucciones ya están listas para absorberlos sin cambios de código.</w:t>
       </w:r>
     </w:p>
-    <w:p>
-      <w:pPr>
-        <w:spacing w:before="0" w:after="0"/>
-        <w:ind w:left="227"/>
-        <w:shd w:val="clear" w:color="auto" w:fill="F2F2F2"/>
-      </w:pPr>
-      <w:r>
-        <w:rPr>
-          <w:rFonts w:ascii="Courier New" w:hAnsi="Courier New"/>
-          <w:sz w:val="18"/>
-        </w:rPr>
-        <w:t>JOIN [Mine].[EquipmentFleet] EF WITH (NOLOCK) ON EF.[Id]=ME.[EquipmentFleetId]</w:t>
-      </w:r>
-    </w:p>
-    <w:p>
-      <w:pPr>
-        <w:spacing w:before="0" w:after="0"/>
-        <w:ind w:left="227"/>
-        <w:shd w:val="clear" w:color="auto" w:fill="F2F2F2"/>
-      </w:pPr>
-      <w:r>
-        <w:rPr>
-          <w:rFonts w:ascii="Courier New" w:hAnsi="Courier New"/>
-          <w:sz w:val="18"/>
-        </w:rPr>
-        <w:t>JOIN [Mine].[MiningProject] MP WITH (NOLOCK) ON MP.[Id]=ME.[MiningProjectId]</w:t>
-      </w:r>
-    </w:p>
-    <w:p>
-      <w:pPr>
-        <w:spacing w:before="0" w:after="0"/>
-        <w:ind w:left="227"/>
-        <w:shd w:val="clear" w:color="auto" w:fill="F2F2F2"/>
-      </w:pPr>
-      <w:r>
-        <w:rPr>
-          <w:rFonts w:ascii="Courier New" w:hAnsi="Courier New"/>
-          <w:sz w:val="18"/>
-        </w:rPr>
-        <w:t>WHERE MP.[Name] LIKE '%Antapaccay%' AND EF.[Model] LIKE '%980%'</w:t>
-      </w:r>
-    </w:p>
-    <w:p>
-      <w:pPr>
-        <w:spacing w:before="0" w:after="0"/>
-        <w:ind w:left="227"/>
-        <w:shd w:val="clear" w:color="auto" w:fill="F2F2F2"/>
-      </w:pPr>
-      <w:r>
-        <w:rPr>
-          <w:rFonts w:ascii="Courier New" w:hAnsi="Courier New"/>
-          <w:sz w:val="18"/>
-        </w:rPr>
-        <w:t>GROUP BY MP.[Name], EF.[Model];</w:t>
-      </w:r>
-    </w:p>
-    <w:p/>
     <w:sectPr>
       <w:pgSz w:w="12240" w:h="15840"/>
       <w:pgMar w:top="1134" w:right="1247" w:bottom="1134" w:left="1247" w:header="720" w:footer="720" w:gutter="0"/>

--- a/docs/copilot/knowledge/Esquema_y_Patrones_SQL.docx
+++ b/docs/copilot/knowledge/Esquema_y_Patrones_SQL.docx
@@ -297,6 +297,17 @@
           <w:sz w:val="32"/>
         </w:rPr>
         <w:t>- vw_TendenciaElemento — TENDENCIA detalle por elemento (PASO 2): 1 fila por parámetro con d1..d8 (8 valores cronológicos + chip ya embebido), f1..f8 (fechas), LP/LC/Prom/Sigma/Tendencia/EsRelevante/Inf. Por defecto WHERE EsRelevante=1; el central solo pinta d1..d8.</w:t>
+      </w:r>
+    </w:p>
+    <w:p>
+      <w:pPr>
+        <w:pStyle w:val="Heading1"/>
+      </w:pPr>
+      <w:r>
+        <w:rPr>
+          <w:sz w:val="32"/>
+        </w:rPr>
+        <w:t>- vw_HistorialMuestra — HISTORIAL muestra por muestra (incluye DDI), últimos 2 meses (ventana horneada), pre-formateada (cada param con chip). SELECT * (ligera). Fechas en filas (desc), params en columnas.</w:t>
       </w:r>
     </w:p>
     <w:p>

--- a/docs/copilot/knowledge/Esquema_y_Patrones_SQL.docx
+++ b/docs/copilot/knowledge/Esquema_y_Patrones_SQL.docx
@@ -70,7 +70,7 @@
           <w:color w:val="1F497D"/>
           <w:sz w:val="32"/>
         </w:rPr>
-        <w:t xml:space="preserve">  LaboratoryDataId(PK), MiningEquipmentId(FK), CodigoMuestreo, Compartimiento, FechaMuestreo, Horometro, HorasDeAceite, CM, Grado, Condicion (1/2/3 — NUNCA usar para estado). Metales: Fe_ppm, Cu_ppm, Cr_ppm, Al_ppm, Pb_ppm, Sn_ppm, Ni_ppm, Si_ppm, Ca_ppm, Zn_ppm, K_ppm, Mg_ppm, B_ppm, P_ppm. Físicos: Indice_PQ, V100, TBN, TAN, Agua, Oxidacion. HorasA/HorasB suelen venir NULL (no son horas de componente fiables).</w:t>
+        <w:t xml:space="preserve">  LaboratoryDataId(PK), MiningEquipmentId(FK), CodigoMuestreo, Compartimiento, FechaMuestreo, Horometro, HorasDeAceite, CM, Grado, Condicion (1/2/3 — NUNCA usar para estado). Metales: Fe_ppm, Cu_ppm, Cr_ppm, Al_ppm, Pb_ppm, Sn_ppm, Ni_ppm, Si_ppm, Ca_ppm, Zn_ppm, K_ppm, Na_ppm, Mg_ppm, B_ppm, P_ppm. Físicos: Indice_PQ, V100, TBN, TAN, Agua, Oxidacion. HorasA/HorasB suelen venir NULL (no son horas de componente fiables).</w:t>
       </w:r>
     </w:p>
     <w:p>
@@ -118,7 +118,7 @@
           <w:color w:val="1F497D"/>
           <w:sz w:val="32"/>
         </w:rPr>
-        <w:t>[Eqpcare].[lc] — límites LP/LC por Proyecto × MODELO × COMPONENTE. Columnas con espacios SIEMPRE entre corchetes: [Proyecto], [MODELO], [COMPONENTE], [FIERRO - LP],[FIERRO - LC],[CROMO - LP],[CROMO - LC],[NIQUEL - LP],[NIQUEL - LC],[COBRE - LP],[COBRE - LC],[SILICIO - LP],[SILICIO - LC],[ALUMINIO - LP],[ALUMINIO - LC],[CALCIO - LP],[CALCIO - LC],[ZINC - LP],[ZINC - LC],[POTASIO - LP],[POTASIO - LC],[MAGNESIO - LP],[MAGNESIO - LC],[PLOMO - LP],[ESTAÑO - LP],[PQ - LP],[PQ - LC],[TBN - LP],[TBN - LC]. lc TIENE columna MODELO: los límites varían por modelo (ej. hidráulico Fe: 980E≈6/7, D475A≈70/140, PC1250≈40/80). NO consultes lc directo desde el sub-agente: las vistas ya traen LP/LC por proyecto+modelo+componente.</w:t>
+        <w:t>[Eqpcare].[lc] — límites LP/LC por Proyecto × MODELO × COMPONENTE. Columnas con espacios SIEMPRE entre corchetes: [Proyecto], [MODELO], [COMPONENTE], [FIERRO - LP],[FIERRO - LC],[CROMO - LP],[CROMO - LC],[NIQUEL - LP],[NIQUEL - LC],[COBRE - LP],[COBRE - LC],[SILICIO - LP],[SILICIO - LC],[ALUMINIO - LP],[ALUMINIO - LC],[CALCIO - LP],[CALCIO - LC],[ZINC - LP],[ZINC - LC],[POTASIO - LP],[POTASIO - LC],[SODIO - LP],[SODIO - LC],[MAGNESIO - LP],[MAGNESIO - LC],[PLOMO - LP],[ESTAÑO - LP],[PQ - LP],[PQ - LC],[TBN - LP],[TBN - LC]. lc TIENE columna MODELO: los límites varían por modelo (ej. hidráulico Fe: 980E≈6/7, D475A≈70/140, PC1250≈40/80). NO consultes lc directo desde el sub-agente: las vistas ya traen LP/LC por proyecto+modelo+componente.</w:t>
       </w:r>
     </w:p>
     <w:p>
@@ -200,7 +200,7 @@
           <w:color w:val="1F497D"/>
           <w:sz w:val="32"/>
         </w:rPr>
-        <w:t>- vw_MuestrasEstado — FUNDACIÓN: TODA muestra, todo componente, con Estado_&lt;metal&gt;+Estado_General, flag EsDDI y rn_recencia (=1 última en uso, sin DDI). HISTORIAL y base de las demás.</w:t>
+        <w:t>- vw_MuestrasEstado — FUNDACIÓN: TODA muestra, todo componente, con Estado_&lt;metal&gt;+Estado_General, flag EsDDI y rn_recencia (=1 última en uso, sin DDI). Base/fundación de las demás (historial → vw_HistorialMuestra; no se consulta directo).</w:t>
       </w:r>
     </w:p>
     <w:p>
@@ -212,7 +212,7 @@
           <w:color w:val="1F497D"/>
           <w:sz w:val="32"/>
         </w:rPr>
-        <w:t>- vw_MuestrasRankeadas — = vw_MuestrasEstado sin DDI; rn_recencia&lt;=8 = las últimas 8. TENDENCIA (LP/LC ya vienen; NO CROSS JOIN a lc).</w:t>
+        <w:t>- vw_MuestrasRankeadas — = vw_MuestrasEstado sin DDI; rn_recencia&lt;=6 = las últimas 6. TENDENCIA (LP/LC ya vienen; NO CROSS JOIN a lc).</w:t>
       </w:r>
     </w:p>
     <w:p>
@@ -296,7 +296,19 @@
           <w:color w:val="1F497D"/>
           <w:sz w:val="32"/>
         </w:rPr>
-        <w:t>- vw_TendenciaElemento — TENDENCIA detalle por elemento (PASO 2): 1 fila por parámetro con d1..d8 (8 valores cronológicos + chip ya embebido), f1..f8 (fechas), LP/LC/Prom/Sigma/Tendencia/EsRelevante/Inf. Por defecto WHERE EsRelevante=1; el central solo pinta d1..d8.</w:t>
+        <w:t>- vw_DiagnosticoEquipo — DIAGNÓSTICO por equipo PRE-FORMATEADO: 1 fila/componente (todos, incl OK) con cada param chip-marcado :C/:P + HorasComponente. Espejo de vw_HistorialMuestra sobre vw_UltimoAnalisisFlota (esta queda como base interna). SELECT * (ligera).</w:t>
+      </w:r>
+    </w:p>
+    <w:p>
+      <w:pPr>
+        <w:pStyle w:val="Heading1"/>
+      </w:pPr>
+      <w:r>
+        <w:rPr>
+          <w:color w:val="1F497D"/>
+          <w:sz w:val="32"/>
+        </w:rPr>
+        <w:t>- vw_TendenciaElemento — TENDENCIA detalle por elemento (PASO 2): 1 fila por parámetro con d1..d8 (8 valores cronológicos + MARCADOR :C/:P, no emoji), f1..f8 (fechas), LP/LC/Prom/Sigma/Tendencia/EsRelevante/Inf. Por defecto WHERE EsRelevante=1; el central solo pinta d1..d8.</w:t>
       </w:r>
     </w:p>
     <w:p>
@@ -307,7 +319,7 @@
         <w:rPr>
           <w:sz w:val="32"/>
         </w:rPr>
-        <w:t>- vw_HistorialMuestra — HISTORIAL muestra por muestra (incluye DDI), últimos 2 meses (ventana horneada), pre-formateada (cada param con chip). SELECT * (ligera). Fechas en filas (desc), params en columnas.</w:t>
+        <w:t>- vw_HistorialMuestra — HISTORIAL muestra por muestra (incluye DDI), últimos 2 meses (ventana horneada), pre-formateada (cada param con MARCADOR :C/:P, no emoji). SELECT * (ligera). Fechas en filas (desc), params en columnas.</w:t>
       </w:r>
     </w:p>
     <w:p>
@@ -365,7 +377,7 @@
           <w:color w:val="1F497D"/>
           <w:sz w:val="32"/>
         </w:rPr>
-        <w:t>NAMING / GOTCHAS: Equipo = ME.[Code] o columna Equipo de la vista (NUNCA EquipmentCode/EquipmentId). Lado: izquierdo=LH, derecho=RH → Compartimiento LIKE '%LH'/'%RH'. Antapaccay → flota 980E (sin proyecto mencionado, no fuerces 980E). HsCc usa 'T3174' donde ME.Code es 'CA3174' (las vistas resuelven T####→CA####) y [SISTEMA] en inglés para 980E (WHEEL MOTOR LH/RH↔MT, HYDRAULIC↔HIDRÁULICO, SPINDLE↔RUEDA, MOTOR DIESEL↔MOTOR). Pb/Sn/TBN no tienen _LC. TBN es INVERSO (precaución si &lt; TBN_LP). Ca/Zn/K/Mg/B/P son informativos: no alteran Estado_General ni el triage (pero sí llevan recomendación si están fuera de umbral).</w:t>
+        <w:t>NAMING / GOTCHAS: Equipo = ME.[Code] o columna Equipo de la vista (NUNCA EquipmentCode/EquipmentId). Lado: izquierdo=LH, derecho=RH → Compartimiento LIKE '%LH'/'%RH'. Antapaccay → flota 980E (sin proyecto mencionado, no fuerces 980E). HsCc usa 'T3174' donde ME.Code es 'CA3174' (las vistas resuelven T####→CA####) y [SISTEMA] en inglés para 980E (WHEEL MOTOR LH/RH↔MT, HYDRAULIC↔HIDRÁULICO, SPINDLE↔RUEDA, MOTOR DIESEL↔MOTOR). Pb/Sn/TBN no tienen _LC. TBN es INVERSO (precaución si &lt; TBN_LP). Ca/Zn/K/Na/Mg/B/P son informativos: no alteran Estado_General ni el triage (pero sí llevan recomendación si están fuera de umbral).</w:t>
       </w:r>
     </w:p>
     <w:p>

--- a/docs/copilot/knowledge/Esquema_y_Patrones_SQL.docx
+++ b/docs/copilot/knowledge/Esquema_y_Patrones_SQL.docx
@@ -319,7 +319,7 @@
         <w:rPr>
           <w:sz w:val="32"/>
         </w:rPr>
-        <w:t>- vw_HistorialMuestra — HISTORIAL muestra por muestra (incluye DDI), últimos 2 meses (ventana horneada), pre-formateada (cada param con MARCADOR :C/:P, no emoji). SELECT * (ligera). Fechas en filas (desc), params en columnas.</w:t>
+        <w:t>- vw_HistorialMuestra — HISTORIAL muestra por muestra (incluye DDI), últimos 2 meses (ventana horneada), pre-formateada (cada param con MARCADOR :C/:P, no emoji). SELECT * (ligera). Fechas en filas (desc), params en columnas. ⚠ En las vistas PRE-FORMATEADAS (Historial/Diagnostico/Tendencia) los metales son columnas SÍMBOLO (Fe, Cr, Cu… con chip :C/:P), NO existen Fe_ppm/Fe_LP/Fe_LC (eso es la fundación).</w:t>
       </w:r>
     </w:p>
     <w:p>

--- a/docs/copilot/knowledge/Esquema_y_Patrones_SQL.docx
+++ b/docs/copilot/knowledge/Esquema_y_Patrones_SQL.docx
@@ -320,6 +320,17 @@
           <w:sz w:val="32"/>
         </w:rPr>
         <w:t>- vw_HistorialMuestra — HISTORIAL muestra por muestra (incluye DDI), últimos 2 meses (ventana horneada), pre-formateada (cada param con MARCADOR :C/:P, no emoji). SELECT * (ligera). Fechas en filas (desc), params en columnas. ⚠ En las vistas PRE-FORMATEADAS (Historial/Diagnostico/Tendencia) los metales son columnas SÍMBOLO (Fe, Cr, Cu… con chip :C/:P), NO existen Fe_ppm/Fe_LP/Fe_LC (eso es la fundación).</w:t>
+      </w:r>
+    </w:p>
+    <w:p>
+      <w:pPr>
+        <w:pStyle w:val="Heading1"/>
+      </w:pPr>
+      <w:r>
+        <w:rPr>
+          <w:sz w:val="32"/>
+        </w:rPr>
+        <w:t>- vw_HistorialFlotaObs — HISTORIAL OBSERVADOS DE FLOTA (variante 5): 1 fila por fecha (30 días), AGREGADA (NumEquipos, Equip_Obs, Comp_Obs, Met_Obs). SELECT * directo; rápida (no trae params ni Hor.Comp). Para «historial de observados de la flota».</w:t>
       </w:r>
     </w:p>
     <w:p>

--- a/docs/copilot/knowledge/Esquema_y_Patrones_SQL.docx
+++ b/docs/copilot/knowledge/Esquema_y_Patrones_SQL.docx
@@ -308,7 +308,7 @@
           <w:color w:val="1F497D"/>
           <w:sz w:val="32"/>
         </w:rPr>
-        <w:t>- vw_TendenciaElemento — TENDENCIA detalle por elemento (PASO 2): 1 fila por parámetro con d1..d8 (8 valores cronológicos + MARCADOR :C/:P, no emoji), f1..f8 (fechas), LP/LC/Prom/Sigma/Tendencia/EsRelevante/Inf. Por defecto WHERE EsRelevante=1; el central solo pinta d1..d8.</w:t>
+        <w:t>- vw_TendenciaElemento — TENDENCIA detalle por elemento (PASO 2): 1 fila por parámetro con d1..d6 (6 valores cronológicos + MARCADOR :C/:P, no emoji), f1..f6 (fechas), LP/LC/Prom/Sigma/Tendencia/EsRelevante/Inf. Por defecto WHERE EsRelevante=1; el central solo pinta d1..d6.</w:t>
       </w:r>
     </w:p>
     <w:p>

--- a/docs/copilot/knowledge/Esquema_y_Patrones_SQL.docx
+++ b/docs/copilot/knowledge/Esquema_y_Patrones_SQL.docx
@@ -319,7 +319,7 @@
         <w:rPr>
           <w:sz w:val="32"/>
         </w:rPr>
-        <w:t>- vw_HistorialMuestra — HISTORIAL muestra por muestra (incluye DDI), últimos 2 meses (ventana horneada), pre-formateada (cada param con MARCADOR :C/:P, no emoji). SELECT * (ligera). Fechas en filas (desc), params en columnas. ⚠ En las vistas PRE-FORMATEADAS (Historial/Diagnostico/Tendencia) los metales son columnas SÍMBOLO (Fe, Cr, Cu… con chip :C/:P), NO existen Fe_ppm/Fe_LP/Fe_LC (eso es la fundación).</w:t>
+        <w:t>- vw_HistorialMuestra — HISTORIAL muestra por muestra (incluye DDI), últimos 2 meses (ventana horneada), pre-formateada (cada param con MARCADOR :C/:P, no emoji). SELECT * (ligera). Fechas en filas (desc), params en columnas. ⚠ En las vistas PRE-FORMATEADAS (Historial/Diagnostico/Tendencia) los metales son columnas SÍMBOLO con chip :C/:P: Fe, PQ (⛔ NO Indice_PQ), Cr, Ni, Cu, Pb, Sn, Al, Si, Ca, Zn, K, Na, B, P, Mg, V100, TBN. ⛔ NO existen _ppm/_LP/_LC (eso es la fundación).</w:t>
       </w:r>
     </w:p>
     <w:p>
@@ -330,7 +330,7 @@
         <w:rPr>
           <w:sz w:val="32"/>
         </w:rPr>
-        <w:t>- vw_HistorialFlotaObs — HISTORIAL OBSERVADOS DE FLOTA (variante 5): 1 fila por fecha (30 días), AGREGADA (NumEquipos, Equip_Obs, Comp_Obs, Met_Obs). SELECT * directo; rápida (no trae params ni Hor.Comp). Para «historial de observados de la flota».</w:t>
+        <w:t>- vw_HistorialFlotaObs — HISTORIAL OBSERVADOS DE FLOTA (variante 5): 1 fila por fecha (30 días), AGREGADA por fecha: cols EXACTAS Proyecto, Modelo, FechaMuestreo, NumEquipos, Equip_Obs, Comp_Obs, Met_Obs. SELECT * directo; ⛔ NO Equipo (es Equip_Obs), NO Estado_General, NO metales, NO ORDER BY Equipo. Para «historial de observados de la flota».</w:t>
       </w:r>
     </w:p>
     <w:p>

--- a/docs/copilot/knowledge/Esquema_y_Patrones_SQL.docx
+++ b/docs/copilot/knowledge/Esquema_y_Patrones_SQL.docx
@@ -284,7 +284,7 @@
           <w:color w:val="1F497D"/>
           <w:sz w:val="32"/>
         </w:rPr>
-        <w:t>- vw_UltimoAnalisisFlota — DIAGNÓSTICO de 1 equipo: TODOS los componentes (incluye OK) con todos los params+LP/LC+Estado + HorasComponente real. SELECT COLUMNAS ESTÁNDAR + HorasComponente, WHERE Equipo='CAxxxx'.</w:t>
+        <w:t>- vw_UltimoAnalisisFlota — base INTERNA del diagnóstico (vw_UltimoAnalisisAceite + Hor.Comp. + Cond_Area). ⛔ NO se consulta directo (cruda, 58 col → se corta): el diagnóstico usa vw_DiagnosticoEquipo.</w:t>
       </w:r>
     </w:p>
     <w:p>
@@ -319,7 +319,7 @@
         <w:rPr>
           <w:sz w:val="32"/>
         </w:rPr>
-        <w:t>- vw_HistorialMuestra — HISTORIAL muestra por muestra (incluye DDI), últimos 2 meses (ventana horneada), pre-formateada (cada param con MARCADOR :C/:P, no emoji). SELECT * (ligera). Fechas en filas (desc), params en columnas. ⚠ En las vistas PRE-FORMATEADAS (Historial/Diagnostico/Tendencia) los metales son columnas SÍMBOLO con chip :C/:P: Fe, PQ (⛔ NO Indice_PQ), Cr, Ni, Cu, Pb, Sn, Al, Si, Ca, Zn, K, Na, B, P, Mg, V100, TBN. ⛔ NO existen _ppm/_LP/_LC (eso es la fundación).</w:t>
+        <w:t>- vw_HistorialMuestra — HISTORIAL muestra por muestra (incluye DDI), últimos 2 meses (ventana horneada), pre-formateada (cada param con MARCADOR :C/:P, no emoji). ⛔ NO SELECT * (los 18 símbolos se cortan): SELECT solo las columnas de la variante (Mets_Obs O un metal). Fechas en filas (desc). ⚠ En las vistas PRE-FORMATEADAS (Historial/Diagnostico/Tendencia) los metales son columnas SÍMBOLO con chip :C/:P: Fe, PQ (⛔ NO Indice_PQ), Cr, Ni, Cu, Pb, Sn, Al, Si, Ca, Zn, K, Na, B, P, Mg, V100, TBN. ⛔ NO existen _ppm/_LP/_LC (eso es la fundación).</w:t>
       </w:r>
     </w:p>
     <w:p>

--- a/docs/copilot/knowledge/Esquema_y_Patrones_SQL.docx
+++ b/docs/copilot/knowledge/Esquema_y_Patrones_SQL.docx
@@ -357,6 +357,11 @@
       </w:r>
     </w:p>
     <w:p>
+      <w:r>
+        <w:t>DICCIONARIO DE APODOS/SIGLAS → keyword LIKE (TRADUCE SIEMPRE el apodo del usuario al keyword canónico; el LIKE usa el keyword, ⛔ NUNCA la sigla literal — '%MT%' no matchea 'MOTOR DE TRACCION'). Motor de Tracción: MT, motor tracción, wheel motor, WM → '%TRACCION%'. Sistema Hidráulico: SH, hidr., hidráulico, hydraulic → '%HIDRAUL%'. Rueda Delantera: RD, rueda, spindle, husillo → '%RUEDA%'. Mando Final: MF, mando, final drive → '%MANDO%'. Transmisión: trans, TX → '%TRANSMISION%'. Motor (diésel/principal): motor diésel, motor ppal, engine → Compartimiento='MOTOR' (⛔ NO '%MOTOR%': matchearía MOTOR DE TRACCION). Lado: LH/izquierdo/izq → '%LH'; RH/derecho/der → '%RH'. Apodos no listados o componentes sin límites en lc (CAJA GIRO/CG, PTO, DIFERENCIAL, DAMPER) caen en CompTipo 'OTRO' → no disparan observado (ver GUARD). Para añadir un apodo nuevo, agrega su línea aquí: es lo único que se toca.</w:t>
+      </w:r>
+    </w:p>
+    <w:p>
       <w:pPr>
         <w:pStyle w:val="Heading1"/>
       </w:pPr>

--- a/docs/copilot/knowledge/Esquema_y_Patrones_SQL.docx
+++ b/docs/copilot/knowledge/Esquema_y_Patrones_SQL.docx
@@ -308,7 +308,7 @@
           <w:color w:val="1F497D"/>
           <w:sz w:val="32"/>
         </w:rPr>
-        <w:t>- vw_TendenciaElemento — TENDENCIA detalle por elemento (PASO 2): 1 fila por parámetro con d1..d6 (6 valores cronológicos + MARCADOR :C/:P, no emoji), f1..f6 (fechas), LP/LC/Prom/Sigma/Tendencia/EsRelevante/Inf. Por defecto WHERE EsRelevante=1; el central solo pinta d1..d6.</w:t>
+        <w:t>- vw_TendenciaElemento — TENDENCIA detalle por elemento (PASO 2): 1 fila por parámetro con d1..d6 (6 valores cronológicos + MARCADOR :C/:P, no emoji), f1..f6 (fechas), LP/LC/Prom/Sigma/Tendencia/EsRelevante/Inf, + Spark (sparkline ▁▂▃▄▅▆▇█ pre-computado, 1 char por muestra d1..d6, normalizado al rango de la serie; ·=sin muestra). Por defecto WHERE EsRelevante=1; el central pinta d1..d6 y, como mini-gráfico, COPIA Spark (no lo regenera).</w:t>
       </w:r>
     </w:p>
     <w:p>

--- a/docs/copilot/knowledge/Esquema_y_Patrones_SQL.docx
+++ b/docs/copilot/knowledge/Esquema_y_Patrones_SQL.docx
@@ -308,7 +308,7 @@
           <w:color w:val="1F497D"/>
           <w:sz w:val="32"/>
         </w:rPr>
-        <w:t>- vw_TendenciaElemento — TENDENCIA detalle por elemento (PASO 2): 1 fila por parámetro con d1..d6 (6 valores cronológicos + MARCADOR :C/:P, no emoji), f1..f6 (fechas), LP/LC/Prom/Sigma/Tendencia/EsRelevante/Inf, + Spark (sparkline ▁▂▃▄▅▆▇█ pre-computado, 1 char por muestra d1..d6, normalizado al rango de la serie; ·=sin muestra). Por defecto WHERE EsRelevante=1; el central pinta d1..d6 y, como mini-gráfico, COPIA Spark (no lo regenera).</w:t>
+        <w:t>- vw_TendenciaElemento — TENDENCIA detalle por elemento (PASO 2): 1 fila por parámetro con d1..d6 (6 valores cronológicos + MARCADOR :C/:P, no emoji), f1..f6 (fechas), LP/LC/Prom/Sigma/Tendencia/EsRelevante/Inf, + Spark (sparkline ▁▂▃▄▅▆▇█ pre-computado, 1 char por muestra d1..d6, normalizado al rango de la serie; ·=sin muestra). + Grafico (gráfico de barras horizontal PRE-ARMADO multi-línea: título+LP/LC + 1 línea por fecha con valor, barra █ y :C/:P). Por defecto WHERE EsRelevante=1; el central pinta d1..d6; el GRÁFICO = COPIA la columna Grafico de la fila relevante (Spark = versión mini para la columna Tend.). ⛔ NUNCA regenera ninguno.</w:t>
       </w:r>
     </w:p>
     <w:p>

--- a/docs/copilot/knowledge/Esquema_y_Patrones_SQL.docx
+++ b/docs/copilot/knowledge/Esquema_y_Patrones_SQL.docx
@@ -308,7 +308,7 @@
           <w:color w:val="1F497D"/>
           <w:sz w:val="32"/>
         </w:rPr>
-        <w:t>- vw_TendenciaElemento — TENDENCIA detalle por elemento (PASO 2): 1 fila por parámetro con d1..d6 (6 valores cronológicos + MARCADOR :C/:P, no emoji), f1..f6 (fechas), LP/LC/Prom/Sigma/Tendencia/EsRelevante/Inf, + Spark (sparkline ▁▂▃▄▅▆▇█ pre-computado, 1 char por muestra d1..d6, normalizado al rango de la serie; ·=sin muestra). + Grafico (gráfico de barras horizontal PRE-ARMADO multi-línea: título+LP/LC + 1 línea por fecha con valor, barra █ y :C/:P). Por defecto WHERE EsRelevante=1; el central pinta d1..d6; el GRÁFICO = COPIA la columna Grafico de la fila relevante (Spark = versión mini para la columna Tend.). ⛔ NUNCA regenera ninguno.</w:t>
+        <w:t>- vw_TendenciaElemento — TENDENCIA detalle por elemento (PASO 2): 1 fila por parámetro con d1..d6 (6 valores cronológicos + MARCADOR :C/:P, no emoji), f1..f6 (fechas), LP/LC/Prom/Sigma/Tendencia/EsRelevante/Inf, + Spark (sparkline ▁▂▃▄▅▆▇█ pre-computado, 1 char por muestra d1..d6, normalizado al rango de la serie; ·=sin muestra). + Grafico (gráfico VERTICAL PRE-ARMADO multi-línea: × a la altura del valor (eje Y), fechas en X, líneas ······=LC/------=LP rotuladas, etiqueta ×valor en cada punto). Por defecto WHERE EsRelevante=1; el central pinta d1..d6; el GRÁFICO = COPIA la columna Grafico de la fila relevante (Spark = versión mini para la columna Tend.). ⛔ NUNCA regenera ninguno.</w:t>
       </w:r>
     </w:p>
     <w:p>

--- a/docs/copilot/knowledge/Esquema_y_Patrones_SQL.docx
+++ b/docs/copilot/knowledge/Esquema_y_Patrones_SQL.docx
@@ -308,7 +308,12 @@
           <w:color w:val="1F497D"/>
           <w:sz w:val="32"/>
         </w:rPr>
-        <w:t>- vw_TendenciaElemento — TENDENCIA detalle por elemento (PASO 2): 1 fila por parámetro con d1..d6 (6 valores cronológicos + MARCADOR :C/:P, no emoji), f1..f6 (fechas), LP/LC/Prom/Sigma/Tendencia/EsRelevante/Inf, + Spark (sparkline ▁▂▃▄▅▆▇█ pre-computado, 1 char por muestra d1..d6, normalizado al rango de la serie; ·=sin muestra). + Grafico (gráfico VERTICAL PRE-ARMADO multi-línea: × a la altura del valor (eje Y), fechas en X, líneas ······=LC/------=LP rotuladas, etiqueta ×valor en cada punto). Por defecto WHERE EsRelevante=1; el central pinta d1..d6; el GRÁFICO = COPIA la columna Grafico de la fila relevante (Spark = versión mini para la columna Tend.). ⛔ NUNCA regenera ninguno.</w:t>
+        <w:t>- vw_TendenciaElemento — TENDENCIA detalle por elemento (PASO 2): 1 fila por parámetro con d1..d6 (6 valores cronológicos + MARCADOR :C/:P, no emoji), f1..f6 (fechas), LP/LC/Prom/Sigma/Tendencia/EsRelevante/Inf, + Spark (sparkline ▁▂▃▄▅▆▇█ pre-computado, 1 char por muestra d1..d6, normalizado al rango de la serie; ·=sin muestra). + Spark (sparkline mini para la columna «Tend.»). LIGERA (⛔ ya NO trae la columna Grafico). Por defecto WHERE EsRelevante=1; el central pinta d1..d6 + Spark.</w:t>
+      </w:r>
+    </w:p>
+    <w:p>
+      <w:r>
+        <w:t>- vw_TendenciaGrafico — el GRÁFICO de tendencia VERTICAL pre-armado (columna Grafico, multi-línea: × a la altura del valor, fechas en X, líneas ······=LC/------=LP, etiqueta ×valor). PESADA → consúltala SOLO de 1 componente al pedir «el gráfico»: SELECT Grafico FROM vw_TendenciaGrafico WHERE Equipo='..' AND Parametro='..' AND Compartimiento LIKE '%..%'. ⛔ NUNCA multi-componente (payload) ni la regeneres; el central la copia en bloque ```.</w:t>
       </w:r>
     </w:p>
     <w:p>

--- a/docs/copilot/knowledge/Esquema_y_Patrones_SQL.docx
+++ b/docs/copilot/knowledge/Esquema_y_Patrones_SQL.docx
@@ -308,7 +308,7 @@
           <w:color w:val="1F497D"/>
           <w:sz w:val="32"/>
         </w:rPr>
-        <w:t>- vw_TendenciaElemento — TENDENCIA detalle por elemento (PASO 2): 1 fila por parámetro con d1..d6 (6 valores cronológicos + MARCADOR :C/:P, no emoji), f1..f6 (fechas), LP/LC/Prom/Sigma/Tendencia/EsRelevante/Inf, + Spark (sparkline ▁▂▃▄▅▆▇█ pre-computado, 1 char por muestra d1..d6, normalizado al rango de la serie; ·=sin muestra). + Spark (sparkline mini para la columna «Tend.»). LIGERA (⛔ ya NO trae la columna Grafico). Por defecto WHERE EsRelevante=1; el central pinta d1..d6 + Spark.</w:t>
+        <w:t>- vw_TendenciaElemento — TENDENCIA detalle por elemento (PASO 2): 1 fila por parámetro con d1..d6 (6 valores cronológicos + MARCADOR :C/:P, no emoji), f1..f6 (fechas), LP/LC/Prom/Sigma/Tendencia/EsRelevante/Inf, + Spark (sparkline ▁▂▃▄▅▆▇█ pre-computado, 1 char por muestra d1..d6, normalizado al rango de la serie; ·=sin muestra). + Spark (sparkline mini para la columna «Tend.»). LIGERA (⛔ ya NO trae la columna Grafico). Por defecto WHERE EsRelevante=1; el central pinta d1..d6 + Spark. Trae además Acumulado (Σvida = Σ del ppm del metal en TODAS las muestras no-DDI del componente; proxy de desgaste acumulado) y NmAcum (nº de muestras sumadas) — SELECT * ya las incluye; Σvida solo para metales de desgaste (⛔ no V100/TBN).</w:t>
       </w:r>
     </w:p>
     <w:p>

--- a/docs/copilot/knowledge/Esquema_y_Patrones_SQL.docx
+++ b/docs/copilot/knowledge/Esquema_y_Patrones_SQL.docx
@@ -324,7 +324,7 @@
         <w:rPr>
           <w:sz w:val="32"/>
         </w:rPr>
-        <w:t>- vw_HistorialMuestra — HISTORIAL muestra por muestra (incluye DDI), últimos 2 meses (ventana horneada), pre-formateada (cada param con MARCADOR :C/:P, no emoji). ⛔ NO SELECT * (los 18 símbolos se cortan): SELECT solo las columnas de la variante (Mets_Obs O un metal). Fechas en filas (desc). ⚠ En las vistas PRE-FORMATEADAS (Historial/Diagnostico/Tendencia) los metales son columnas SÍMBOLO con chip :C/:P: Fe, PQ (⛔ NO Indice_PQ), Cr, Ni, Cu, Pb, Sn, Al, Si, Ca, Zn, K, Na, B, P, Mg, V100, TBN. ⛔ NO existen _ppm/_LP/_LC (eso es la fundación).</w:t>
+        <w:t>- vw_HistorialMuestra — HISTORIAL muestra por muestra (incluye DDI), últimos 2 meses (ventana horneada), pre-formateada (cada param con MARCADOR :C/:P, no emoji). ⛔ NO SELECT * (los 18 símbolos se cortan): SELECT solo las columnas de la variante (Mets_Obs O un metal). Fechas en filas (desc). ⚠ En las vistas PRE-FORMATEADAS (Historial/Diagnóstico/Tendencia) los metales son columnas SÍMBOLO con chip :C/:P: Fe, PQ (⛔ NO Indice_PQ), Cr, Ni, Cu, Pb, Sn, Al, Si, Ca, Zn, K, Na, B, P, Mg, V100, TBN. ⛔ NO existen _ppm/_LP/_LC (eso es la fundación).</w:t>
       </w:r>
     </w:p>
     <w:p>
@@ -363,7 +363,7 @@
     </w:p>
     <w:p>
       <w:r>
-        <w:t>DICCIONARIO DE APODOS/SIGLAS → keyword LIKE (TRADUCE SIEMPRE el apodo del usuario al keyword canónico; el LIKE usa el keyword, ⛔ NUNCA la sigla literal — '%MT%' no matchea 'MOTOR DE TRACCION'). Motor de Tracción: MT, motor tracción, wheel motor, WM → '%TRACCION%'. Sistema Hidráulico: SH, hidr., hidráulico, hydraulic → '%HIDRAUL%'. Rueda Delantera: RD, rueda, spindle, husillo → '%RUEDA%'. Mando Final: MF, mando, final drive → '%MANDO%'. Transmisión: trans, TX → '%TRANSMISION%'. Motor (diésel/principal): motor diésel, motor ppal, engine → Compartimiento='MOTOR' (⛔ NO '%MOTOR%': matchearía MOTOR DE TRACCION). Lado: LH/izquierdo/izq → '%LH'; RH/derecho/der → '%RH'. Apodos no listados o componentes sin límites en lc (CAJA GIRO/CG, PTO, DIFERENCIAL, DAMPER) caen en CompTipo 'OTRO' → no disparan observado (ver GUARD). Para añadir un apodo nuevo, agrega su línea aquí: es lo único que se toca.</w:t>
+        <w:t>DICCIONARIO DE APODOS/SIGLAS → keyword LIKE (TRADUCE SIEMPRE el apodo del usuario al keyword canónico; el LIKE usa el keyword, ⛔ NUNCA la sigla literal — '%MT%' no matchea 'MOTOR DE TRACCION'). Motor de Tracción: MT, motor tracción, wheel motor, WM → '%TRACCION%'. Sistema Hidráulico: SH, hidr., hidráulico, hydraulic → '%HIDRAUL%'. Rueda Delantera: RD, rueda, spindle, husillo → '%RUEDA%'. Mando Final: MF, mando, final drive → '%MANDO%'. Transmisión: trans, TX → '%TRANSMISION%'. Motor (diésel/principal): motor diésel, motor ppal, engine → Compartimiento='MOTOR' (⛔ NO '%MOTOR%': matchearía MOTOR DE TRACCION). Lado: LH/izquierdo/izq → '%LH'; RH/derecho/der → '%RH'. Apodos no listados o componentes sin límites en lc (CAJA GIRO/CG, PTO, DIFERENCIAL, DAMPER) caen en CompTipo 'OTRO' → no disparan observado (ver GUARD). Para añadir un apodo nuevo, agrega su línea aquí: es lo único que se toca. EQUIPO COLOQUIAL: si el usuario da un NÚMERO SUELTO («el 3165», «camión 3165», «equipo 3165») → usa Equipo LIKE '%3165' (matchea CA3165 de Antapaccay o HT### de Antamina, sin adivinar el prefijo); si el proyecto es conocido en contexto, puedes usar 'CA'+nº (Antapaccay) o 'HT'+nº (Antamina). ⛔ NUNCA Equipo='3165' a secas (=0 filas).</w:t>
       </w:r>
     </w:p>
     <w:p>

--- a/docs/copilot/knowledge/Esquema_y_Patrones_SQL.docx
+++ b/docs/copilot/knowledge/Esquema_y_Patrones_SQL.docx
@@ -82,7 +82,7 @@
           <w:color w:val="1F497D"/>
           <w:sz w:val="32"/>
         </w:rPr>
-        <w:t>[Mine].[MiningEquipment] — Id(PK, uniqueidentifier), Code (ej. 'CA3160' = la columna del equipo; NUNCA existe EquipmentCode/EquipmentId), MiningProjectId(FK), EquipmentFleetId(FK).</w:t>
+        <w:t>[Mine].[MiningEquipment] — Id(PK, uniqueidentifier), Code (ej. 'CAxxxx' = la columna del equipo; NUNCA existe EquipmentCode/EquipmentId), MiningProjectId(FK), EquipmentFleetId(FK).</w:t>
       </w:r>
     </w:p>
     <w:p>
@@ -363,7 +363,7 @@
     </w:p>
     <w:p>
       <w:r>
-        <w:t>DICCIONARIO DE APODOS/SIGLAS → keyword LIKE (TRADUCE SIEMPRE el apodo del usuario al keyword canónico; el LIKE usa el keyword, ⛔ NUNCA la sigla literal — '%MT%' no matchea 'MOTOR DE TRACCION'). Motor de Tracción: MT, motor tracción, wheel motor, WM → '%TRACCION%'. Sistema Hidráulico: SH, hidr., hidráulico, hydraulic → '%HIDRAUL%'. Rueda Delantera: RD, rueda, spindle, husillo → '%RUEDA%'. Mando Final: MF, mando, final drive → '%MANDO%'. Transmisión: trans, TX → '%TRANSMISION%'. Motor (diésel/principal): motor diésel, motor ppal, engine → Compartimiento='MOTOR' (⛔ NO '%MOTOR%': matchearía MOTOR DE TRACCION). Lado: LH/izquierdo/izq → '%LH'; RH/derecho/der → '%RH'. Apodos no listados o componentes sin límites en lc (CAJA GIRO/CG, PTO, DIFERENCIAL, DAMPER) caen en CompTipo 'OTRO' → no disparan observado (ver GUARD). Para añadir un apodo nuevo, agrega su línea aquí: es lo único que se toca. EQUIPO COLOQUIAL: si el usuario da un NÚMERO SUELTO («el 3165», «camión 3165», «equipo 3165») → usa Equipo LIKE '%3165' (matchea CA3165 de Antapaccay o HT### de Antamina, sin adivinar el prefijo); si el proyecto es conocido en contexto, puedes usar 'CA'+nº (Antapaccay) o 'HT'+nº (Antamina). ⛔ NUNCA Equipo='3165' a secas (=0 filas).</w:t>
+        <w:t>DICCIONARIO DE APODOS/SIGLAS → keyword LIKE (TRADUCE SIEMPRE el apodo del usuario al keyword canónico; el LIKE usa el keyword, ⛔ NUNCA la sigla literal — '%MT%' no matchea 'MOTOR DE TRACCION'). Motor de Tracción: MT, motor tracción, wheel motor, WM → '%TRACCION%'. Sistema Hidráulico: SH, hidr., hidráulico, hydraulic → '%HIDRAUL%'. Rueda Delantera: RD, rueda, spindle, husillo → '%RUEDA%'. Mando Final: MF, mando, final drive → '%MANDO%'. Transmisión: trans, TX → '%TRANSMISION%'. Motor (diésel/principal): motor diésel, motor ppal, engine → Compartimiento='MOTOR' (⛔ NO '%MOTOR%': matchearía MOTOR DE TRACCION). Lado: LH/izquierdo/izq → '%LH'; RH/derecho/der → '%RH'. Apodos no listados o componentes sin límites en lc (CAJA GIRO/CG, PTO, DIFERENCIAL, DAMPER) caen en CompTipo 'OTRO' → no disparan observado (ver GUARD). Para añadir un apodo nuevo, agrega su línea aquí: es lo único que se toca. EQUIPO COLOQUIAL: si el usuario da un NÚMERO SUELTO («el 3XXX», «camión 3XXX», «equipo 3XXX») → usa Equipo LIKE '%3XXX' (matchea CAxxxx de Antapaccay o HTxxx de Antamina, sin adivinar el prefijo); si el proyecto es conocido en contexto, puedes usar 'CA'+nº (Antapaccay) o 'HT'+nº (Antamina). ⛔ NUNCA Equipo='3165' a secas (=0 filas).</w:t>
       </w:r>
     </w:p>
     <w:p>
@@ -398,7 +398,7 @@
           <w:color w:val="1F497D"/>
           <w:sz w:val="32"/>
         </w:rPr>
-        <w:t>NAMING / GOTCHAS: Equipo = ME.[Code] o columna Equipo de la vista (NUNCA EquipmentCode/EquipmentId). Lado: izquierdo=LH, derecho=RH → Compartimiento LIKE '%LH'/'%RH'. Antapaccay → flota 980E (sin proyecto mencionado, no fuerces 980E). HsCc usa 'T3174' donde ME.Code es 'CA3174' (las vistas resuelven T####→CA####) y [SISTEMA] en inglés para 980E (WHEEL MOTOR LH/RH↔MT, HYDRAULIC↔HIDRÁULICO, SPINDLE↔RUEDA, MOTOR DIESEL↔MOTOR). Pb/Sn/TBN no tienen _LC. TBN es INVERSO (precaución si &lt; TBN_LP). Ca/Zn/K/Na/Mg/B/P son informativos: no alteran Estado_General ni el triage (pero sí llevan recomendación si están fuera de umbral).</w:t>
+        <w:t>NAMING / GOTCHAS: Equipo = ME.[Code] o columna Equipo de la vista (NUNCA EquipmentCode/EquipmentId). Lado: izquierdo=LH, derecho=RH → Compartimiento LIKE '%LH'/'%RH'. Antapaccay → flota 980E (sin proyecto mencionado, no fuerces 980E). HsCc usa 'T####' donde ME.Code es 'CA####' (las vistas resuelven T####→CA####) y [SISTEMA] en inglés para 980E (WHEEL MOTOR LH/RH↔MT, HYDRAULIC↔HIDRÁULICO, SPINDLE↔RUEDA, MOTOR DIESEL↔MOTOR). Pb/Sn/TBN no tienen _LC. TBN es INVERSO (precaución si &lt; TBN_LP). Ca/Zn/K/Na/Mg/B/P son informativos: no alteran Estado_General ni el triage (pero sí llevan recomendación si están fuera de umbral).</w:t>
       </w:r>
     </w:p>
     <w:p>

--- a/docs/copilot/knowledge/Esquema_y_Patrones_SQL.docx
+++ b/docs/copilot/knowledge/Esquema_y_Patrones_SQL.docx
@@ -260,7 +260,7 @@
           <w:color w:val="1F497D"/>
           <w:sz w:val="32"/>
         </w:rPr>
-        <w:t>- vw_ObservadosResumen — 1 fila por EQUIPO: Comp_Obs, Met_Obs (solo determinantes), NumCrit/NumPrec, Horometro/HorasDeAceite/FechaUltima/CM agregados. BARRIDO PASO 1 (Tabla 1). SELECT *.</w:t>
+        <w:t>- vw_ObservadosResumen — 1 fila por EQUIPO: Comp_Obs, Met_Obs (solo determinantes), NumCrit/NumPrec, Horometro/HorasDeAceite/FechaUltima/CM agregados. BARRIDO PASO 1 (Tabla 1). SELECT *. Trae también Limites («Comp: metal LP/LC» de los componentes observados) → el central arma el CUADRO DE LÍMITES del barrido YA en PASO 1 (une por comp,metal).</w:t>
       </w:r>
     </w:p>
     <w:p>
